--- a/Foreigh Language/Klimenko, Badagov - thesis dialogue.docx
+++ b/Foreigh Language/Klimenko, Badagov - thesis dialogue.docx
@@ -1,6 +1,6 @@
 
 <file path=word/document.xml><?xml version="1.0" encoding="utf-8"?>
-<w:document xmlns:wpc="http://schemas.microsoft.com/office/word/2010/wordprocessingCanvas" xmlns:cx="http://schemas.microsoft.com/office/drawing/2014/chartex" xmlns:cx1="http://schemas.microsoft.com/office/drawing/2015/9/8/chartex" xmlns:cx2="http://schemas.microsoft.com/office/drawing/2015/10/21/chartex" xmlns:cx3="http://schemas.microsoft.com/office/drawing/2016/5/9/chartex" xmlns:cx4="http://schemas.microsoft.com/office/drawing/2016/5/10/chartex" xmlns:cx5="http://schemas.microsoft.com/office/drawing/2016/5/11/chartex" xmlns:cx6="http://schemas.microsoft.com/office/drawing/2016/5/12/chartex" xmlns:cx7="http://schemas.microsoft.com/office/drawing/2016/5/13/chartex" xmlns:cx8="http://schemas.microsoft.com/office/drawing/2016/5/14/chartex" xmlns:mc="http://schemas.openxmlformats.org/markup-compatibility/2006" xmlns:aink="http://schemas.microsoft.com/office/drawing/2016/ink" xmlns:am3d="http://schemas.microsoft.com/office/drawing/2017/model3d" xmlns:o="urn:schemas-microsoft-com:office:office" xmlns:oel="http://schemas.microsoft.com/office/2019/extlst" xmlns:r="http://schemas.openxmlformats.org/officeDocument/2006/relationships" xmlns:m="http://schemas.openxmlformats.org/officeDocument/2006/math" xmlns:v="urn:schemas-microsoft-com:vml" xmlns:wp14="http://schemas.microsoft.com/office/word/2010/wordprocessingDrawing" xmlns:wp="http://schemas.openxmlformats.org/drawingml/2006/wordprocessingDrawing" xmlns:w10="urn:schemas-microsoft-com:office:word" xmlns:w="http://schemas.openxmlformats.org/wordprocessingml/2006/main" xmlns:w14="http://schemas.microsoft.com/office/word/2010/wordml" xmlns:w15="http://schemas.microsoft.com/office/word/2012/wordml" xmlns:w16cex="http://schemas.microsoft.com/office/word/2018/wordml/cex" xmlns:w16cid="http://schemas.microsoft.com/office/word/2016/wordml/cid" xmlns:w16="http://schemas.microsoft.com/office/word/2018/wordml" xmlns:w16sdtdh="http://schemas.microsoft.com/office/word/2020/wordml/sdtdatahash" xmlns:w16se="http://schemas.microsoft.com/office/word/2015/wordml/symex" xmlns:wpg="http://schemas.microsoft.com/office/word/2010/wordprocessingGroup" xmlns:wpi="http://schemas.microsoft.com/office/word/2010/wordprocessingInk" xmlns:wne="http://schemas.microsoft.com/office/word/2006/wordml" xmlns:wps="http://schemas.microsoft.com/office/word/2010/wordprocessingShape" mc:Ignorable="w14 w15 w16se w16cid w16 w16cex w16sdtdh wp14">
+<w:document xmlns:wpc="http://schemas.microsoft.com/office/word/2010/wordprocessingCanvas" xmlns:cx="http://schemas.microsoft.com/office/drawing/2014/chartex" xmlns:cx1="http://schemas.microsoft.com/office/drawing/2015/9/8/chartex" xmlns:cx2="http://schemas.microsoft.com/office/drawing/2015/10/21/chartex" xmlns:cx3="http://schemas.microsoft.com/office/drawing/2016/5/9/chartex" xmlns:cx4="http://schemas.microsoft.com/office/drawing/2016/5/10/chartex" xmlns:cx5="http://schemas.microsoft.com/office/drawing/2016/5/11/chartex" xmlns:cx6="http://schemas.microsoft.com/office/drawing/2016/5/12/chartex" xmlns:cx7="http://schemas.microsoft.com/office/drawing/2016/5/13/chartex" xmlns:cx8="http://schemas.microsoft.com/office/drawing/2016/5/14/chartex" xmlns:mc="http://schemas.openxmlformats.org/markup-compatibility/2006" xmlns:aink="http://schemas.microsoft.com/office/drawing/2016/ink" xmlns:am3d="http://schemas.microsoft.com/office/drawing/2017/model3d" xmlns:o="urn:schemas-microsoft-com:office:office" xmlns:oel="http://schemas.microsoft.com/office/2019/extlst" xmlns:r="http://schemas.openxmlformats.org/officeDocument/2006/relationships" xmlns:m="http://schemas.openxmlformats.org/officeDocument/2006/math" xmlns:v="urn:schemas-microsoft-com:vml" xmlns:wp14="http://schemas.microsoft.com/office/word/2010/wordprocessingDrawing" xmlns:wp="http://schemas.openxmlformats.org/drawingml/2006/wordprocessingDrawing" xmlns:w10="urn:schemas-microsoft-com:office:word" xmlns:w="http://schemas.openxmlformats.org/wordprocessingml/2006/main" xmlns:w14="http://schemas.microsoft.com/office/word/2010/wordml" xmlns:w15="http://schemas.microsoft.com/office/word/2012/wordml" xmlns:w16cex="http://schemas.microsoft.com/office/word/2018/wordml/cex" xmlns:w16cid="http://schemas.microsoft.com/office/word/2016/wordml/cid" xmlns:w16="http://schemas.microsoft.com/office/word/2018/wordml" xmlns:w16du="http://schemas.microsoft.com/office/word/2023/wordml/word16du" xmlns:w16sdtdh="http://schemas.microsoft.com/office/word/2020/wordml/sdtdatahash" xmlns:w16sdtfl="http://schemas.microsoft.com/office/word/2024/wordml/sdtformatlock" xmlns:w16se="http://schemas.microsoft.com/office/word/2015/wordml/symex" xmlns:wpg="http://schemas.microsoft.com/office/word/2010/wordprocessingGroup" xmlns:wpi="http://schemas.microsoft.com/office/word/2010/wordprocessingInk" xmlns:wne="http://schemas.microsoft.com/office/word/2006/wordml" xmlns:wps="http://schemas.microsoft.com/office/word/2010/wordprocessingShape" mc:Ignorable="w14 w15 w16se w16cid w16 w16cex w16sdtdh w16sdtfl w16du wp14">
   <w:body>
     <w:p>
       <w:pPr>
@@ -124,6 +124,11 @@
       </w:r>
     </w:p>
     <w:p>
+      <w:pPr>
+        <w:rPr>
+          <w:lang w:val="en-US"/>
+        </w:rPr>
+      </w:pPr>
       <w:r>
         <w:rPr>
           <w:b/>
@@ -312,7 +317,25 @@
         <w:rPr>
           <w:lang w:val="en-US"/>
         </w:rPr>
-        <w:t xml:space="preserve"> The seminar was for an hour per student, including the report and questions. You could find people from different departments, like linguists for you and electrical engineers for me. </w:t>
+        <w:t xml:space="preserve"> The seminar was for </w:t>
+      </w:r>
+      <w:r>
+        <w:rPr>
+          <w:lang w:val="en-US"/>
+        </w:rPr>
+        <w:t>fifteen</w:t>
+      </w:r>
+      <w:r>
+        <w:rPr>
+          <w:lang w:val="en-US"/>
+        </w:rPr>
+        <w:t xml:space="preserve"> minutes</w:t>
+      </w:r>
+      <w:r>
+        <w:rPr>
+          <w:lang w:val="en-US"/>
+        </w:rPr>
+        <w:t xml:space="preserve"> per student, including the report and questions. You could find people from different departments, like linguists for you and electrical engineers for me. </w:t>
       </w:r>
     </w:p>
     <w:p>
@@ -578,7 +601,7 @@
         <w:rPr>
           <w:lang w:val="en-US"/>
         </w:rPr>
-        <w:t xml:space="preserve">purpose and aimed to finalize our graduation requirements immediately. </w:t>
+        <w:t xml:space="preserve">purpose. </w:t>
       </w:r>
     </w:p>
     <w:p>
@@ -665,7 +688,19 @@
         <w:rPr>
           <w:lang w:val="en-US"/>
         </w:rPr>
-        <w:t xml:space="preserve"> They were impressed that the students learned vocabulary faster with ChatGPT. It was a solid proof of concept. How about your lightning geolocation? </w:t>
+        <w:t xml:space="preserve"> They were impressed that the students learned vocabulary faster with ChatGPT</w:t>
+      </w:r>
+      <w:r>
+        <w:rPr>
+          <w:lang w:val="en-US"/>
+        </w:rPr>
+        <w:t xml:space="preserve">. </w:t>
+      </w:r>
+      <w:r>
+        <w:rPr>
+          <w:lang w:val="en-US"/>
+        </w:rPr>
+        <w:t xml:space="preserve">How about your lightning geolocation? </w:t>
       </w:r>
     </w:p>
     <w:p>
@@ -734,7 +769,7 @@
 </file>
 
 <file path=word/styles.xml><?xml version="1.0" encoding="utf-8"?>
-<w:styles xmlns:mc="http://schemas.openxmlformats.org/markup-compatibility/2006" xmlns:r="http://schemas.openxmlformats.org/officeDocument/2006/relationships" xmlns:w="http://schemas.openxmlformats.org/wordprocessingml/2006/main" xmlns:w14="http://schemas.microsoft.com/office/word/2010/wordml" xmlns:w15="http://schemas.microsoft.com/office/word/2012/wordml" xmlns:w16cex="http://schemas.microsoft.com/office/word/2018/wordml/cex" xmlns:w16cid="http://schemas.microsoft.com/office/word/2016/wordml/cid" xmlns:w16="http://schemas.microsoft.com/office/word/2018/wordml" xmlns:w16sdtdh="http://schemas.microsoft.com/office/word/2020/wordml/sdtdatahash" xmlns:w16se="http://schemas.microsoft.com/office/word/2015/wordml/symex" mc:Ignorable="w14 w15 w16se w16cid w16 w16cex w16sdtdh">
+<w:styles xmlns:mc="http://schemas.openxmlformats.org/markup-compatibility/2006" xmlns:r="http://schemas.openxmlformats.org/officeDocument/2006/relationships" xmlns:w="http://schemas.openxmlformats.org/wordprocessingml/2006/main" xmlns:w14="http://schemas.microsoft.com/office/word/2010/wordml" xmlns:w15="http://schemas.microsoft.com/office/word/2012/wordml" xmlns:w16cex="http://schemas.microsoft.com/office/word/2018/wordml/cex" xmlns:w16cid="http://schemas.microsoft.com/office/word/2016/wordml/cid" xmlns:w16="http://schemas.microsoft.com/office/word/2018/wordml" xmlns:w16du="http://schemas.microsoft.com/office/word/2023/wordml/word16du" xmlns:w16sdtdh="http://schemas.microsoft.com/office/word/2020/wordml/sdtdatahash" xmlns:w16sdtfl="http://schemas.microsoft.com/office/word/2024/wordml/sdtformatlock" xmlns:w16se="http://schemas.microsoft.com/office/word/2015/wordml/symex" mc:Ignorable="w14 w15 w16se w16cid w16 w16cex w16sdtdh w16sdtfl w16du">
   <w:docDefaults>
     <w:rPrDefault>
       <w:rPr>
